--- a/data/outputs/v2/Biology/SS2.2_Plant_Transport/Biology_Plant_Transport_SummaryTable.docx
+++ b/data/outputs/v2/Biology/SS2.2_Plant_Transport/Biology_Plant_Transport_SummaryTable.docx
@@ -38,6 +38,177 @@
           <w:szCs w:val="22"/>
         </w:rPr>
         <w:t xml:space="preserve">Sub-Strand 2.2: Plant Transport — Teacher Reference (Pre-filled)</w:t>
+      </w:r>
+    </w:p>
+    <w:p>
+      <w:pPr>
+        <w:spacing w:after="80" w:before="120"/>
+      </w:pPr>
+      <w:r>
+        <w:rPr>
+          <w:rFonts w:ascii="Arial" w:cs="Arial" w:eastAsia="Arial" w:hAnsi="Arial"/>
+          <w:b/>
+          <w:bCs/>
+          <w:color w:val="1F3864"/>
+          <w:sz w:val="20"/>
+          <w:szCs w:val="20"/>
+        </w:rPr>
+        <w:t xml:space="preserve">ATTRIBUTION AND LICENSING</w:t>
+      </w:r>
+    </w:p>
+    <w:p>
+      <w:pPr>
+        <w:spacing w:after="60" w:before="0"/>
+      </w:pPr>
+      <w:r>
+        <w:rPr>
+          <w:rFonts w:ascii="Arial" w:cs="Arial" w:eastAsia="Arial" w:hAnsi="Arial"/>
+          <w:b/>
+          <w:bCs/>
+          <w:sz w:val="17"/>
+          <w:szCs w:val="17"/>
+        </w:rPr>
+        <w:t xml:space="preserve">Curriculum Alignment: </w:t>
+      </w:r>
+      <w:r>
+        <w:rPr>
+          <w:rFonts w:ascii="Arial" w:cs="Arial" w:eastAsia="Arial" w:hAnsi="Arial"/>
+          <w:sz w:val="17"/>
+          <w:szCs w:val="17"/>
+        </w:rPr>
+        <w:t xml:space="preserve">Structured in pedagogical alignment with the competence-based curriculum format and learning outcomes established by the Kenya Institute of Curriculum Development (KICD). This material is independently developed and is not officially endorsed or published by KICD.</w:t>
+      </w:r>
+    </w:p>
+    <w:p>
+      <w:pPr>
+        <w:spacing w:after="60" w:before="0"/>
+      </w:pPr>
+      <w:r>
+        <w:rPr>
+          <w:rFonts w:ascii="Arial" w:cs="Arial" w:eastAsia="Arial" w:hAnsi="Arial"/>
+          <w:b/>
+          <w:bCs/>
+          <w:sz w:val="17"/>
+          <w:szCs w:val="17"/>
+        </w:rPr>
+        <w:t xml:space="preserve">Content &amp; Pedagogy: </w:t>
+      </w:r>
+      <w:r>
+        <w:rPr>
+          <w:rFonts w:ascii="Arial" w:cs="Arial" w:eastAsia="Arial" w:hAnsi="Arial"/>
+          <w:sz w:val="17"/>
+          <w:szCs w:val="17"/>
+        </w:rPr>
+        <w:t xml:space="preserve">Developed and adapted by the educator team at SeaVuria (registered 501(c)(3) in the United States and registered NGO in Kenya, No. 872-850A-BF11), who designed the pedagogical framework, lesson templates and exemplar lessons on which this material is based.</w:t>
+      </w:r>
+    </w:p>
+    <w:p>
+      <w:pPr>
+        <w:spacing w:after="60" w:before="0"/>
+      </w:pPr>
+      <w:r>
+        <w:rPr>
+          <w:rFonts w:ascii="Arial" w:cs="Arial" w:eastAsia="Arial" w:hAnsi="Arial"/>
+          <w:b/>
+          <w:bCs/>
+          <w:sz w:val="17"/>
+          <w:szCs w:val="17"/>
+        </w:rPr>
+        <w:t xml:space="preserve">Production &amp; Layout: </w:t>
+      </w:r>
+      <w:r>
+        <w:rPr>
+          <w:rFonts w:ascii="Arial" w:cs="Arial" w:eastAsia="Arial" w:hAnsi="Arial"/>
+          <w:sz w:val="17"/>
+          <w:szCs w:val="17"/>
+        </w:rPr>
+        <w:t xml:space="preserve">Educational design and curriculum sequencing by SeaVuria. Technical layout, structural formatting, and digital optimization/implementation executed in partnership with ARES Education (registered 501(c)(3) in the United States and Canada (as Afretech Aid) and registered NGO in Kenya), with lesson drafting and compilation assisted by AI (Claude, Anthropic).</w:t>
+      </w:r>
+    </w:p>
+    <w:p>
+      <w:pPr>
+        <w:pBdr>
+          <w:bottom w:val="single" w:color="1F3864" w:sz="6" w:space="6"/>
+        </w:pBdr>
+        <w:spacing w:after="60" w:before="0"/>
+      </w:pPr>
+      <w:r>
+        <w:rPr>
+          <w:rFonts w:ascii="Arial" w:cs="Arial" w:eastAsia="Arial" w:hAnsi="Arial"/>
+          <w:b/>
+          <w:bCs/>
+          <w:sz w:val="17"/>
+          <w:szCs w:val="17"/>
+        </w:rPr>
+        <w:t xml:space="preserve">Licensing &amp; Copyright: </w:t>
+      </w:r>
+      <w:r>
+        <w:rPr>
+          <w:rFonts w:ascii="Arial" w:cs="Arial" w:eastAsia="Arial" w:hAnsi="Arial"/>
+          <w:sz w:val="17"/>
+          <w:szCs w:val="17"/>
+        </w:rPr>
+        <w:t xml:space="preserve">© 2026 SeaVuria and ARES. This work is licensed under a </w:t>
+      </w:r>
+      <w:hyperlink w:history="1" r:id="rIdxbgxay7ieiy189vny0fsa">
+        <w:r>
+          <w:rPr>
+            <w:rFonts w:ascii="Arial" w:cs="Arial" w:eastAsia="Arial" w:hAnsi="Arial"/>
+            <w:color w:val="1F6B75"/>
+            <w:sz w:val="17"/>
+            <w:szCs w:val="17"/>
+            <w:u w:val="single" w:color="1F6B75"/>
+          </w:rPr>
+          <w:t xml:space="preserve">Creative Commons Attribution-NonCommercial 4.0 International License</w:t>
+        </w:r>
+      </w:hyperlink>
+      <w:r>
+        <w:rPr>
+          <w:rFonts w:ascii="Arial" w:cs="Arial" w:eastAsia="Arial" w:hAnsi="Arial"/>
+          <w:sz w:val="17"/>
+          <w:szCs w:val="17"/>
+        </w:rPr>
+        <w:t xml:space="preserve"> (</w:t>
+      </w:r>
+      <w:hyperlink w:history="1" r:id="rIdhs3ecdboef4pf1wdiznhe">
+        <w:r>
+          <w:rPr>
+            <w:rFonts w:ascii="Arial" w:cs="Arial" w:eastAsia="Arial" w:hAnsi="Arial"/>
+            <w:color w:val="1F6B75"/>
+            <w:sz w:val="17"/>
+            <w:szCs w:val="17"/>
+            <w:u w:val="single" w:color="1F6B75"/>
+          </w:rPr>
+          <w:t xml:space="preserve">CC BY-NC 4.0</w:t>
+        </w:r>
+      </w:hyperlink>
+      <w:r>
+        <w:rPr>
+          <w:rFonts w:ascii="Arial" w:cs="Arial" w:eastAsia="Arial" w:hAnsi="Arial"/>
+          <w:sz w:val="17"/>
+          <w:szCs w:val="17"/>
+        </w:rPr>
+        <w:t xml:space="preserve">). To view a copy of this license, visit </w:t>
+      </w:r>
+      <w:hyperlink w:history="1" r:id="rIdjpd9v5it2r2vcbmcz8hd5">
+        <w:r>
+          <w:rPr>
+            <w:rFonts w:ascii="Arial" w:cs="Arial" w:eastAsia="Arial" w:hAnsi="Arial"/>
+            <w:color w:val="1F6B75"/>
+            <w:sz w:val="17"/>
+            <w:szCs w:val="17"/>
+            <w:u w:val="single" w:color="1F6B75"/>
+          </w:rPr>
+          <w:t xml:space="preserve">https://creativecommons.org/licenses/by-nc/4.0/</w:t>
+        </w:r>
+      </w:hyperlink>
+      <w:r>
+        <w:rPr>
+          <w:rFonts w:ascii="Arial" w:cs="Arial" w:eastAsia="Arial" w:hAnsi="Arial"/>
+          <w:sz w:val="17"/>
+          <w:szCs w:val="17"/>
+        </w:rPr>
+        <w:t xml:space="preserve">. You are free to copy, redistribute, and adapt this material in any medium or format, provided appropriate credit is given and the material is not used for commercial purposes. KICD learning outcomes and curriculum designations reproduced here for alignment purposes remain the property of KICD and are not covered by this license. Linked external resources (e.g. CK-12, Khan Academy, PhET) are subject to their own licenses.</w:t>
       </w:r>
     </w:p>
     <w:p>

--- a/data/outputs/v2/Biology/SS2.2_Plant_Transport/Biology_Plant_Transport_SummaryTable.docx
+++ b/data/outputs/v2/Biology/SS2.2_Plant_Transport/Biology_Plant_Transport_SummaryTable.docx
@@ -38,177 +38,6 @@
           <w:szCs w:val="22"/>
         </w:rPr>
         <w:t xml:space="preserve">Sub-Strand 2.2: Plant Transport — Teacher Reference (Pre-filled)</w:t>
-      </w:r>
-    </w:p>
-    <w:p>
-      <w:pPr>
-        <w:spacing w:after="80" w:before="120"/>
-      </w:pPr>
-      <w:r>
-        <w:rPr>
-          <w:rFonts w:ascii="Arial" w:cs="Arial" w:eastAsia="Arial" w:hAnsi="Arial"/>
-          <w:b/>
-          <w:bCs/>
-          <w:color w:val="1F3864"/>
-          <w:sz w:val="20"/>
-          <w:szCs w:val="20"/>
-        </w:rPr>
-        <w:t xml:space="preserve">ATTRIBUTION AND LICENSING</w:t>
-      </w:r>
-    </w:p>
-    <w:p>
-      <w:pPr>
-        <w:spacing w:after="60" w:before="0"/>
-      </w:pPr>
-      <w:r>
-        <w:rPr>
-          <w:rFonts w:ascii="Arial" w:cs="Arial" w:eastAsia="Arial" w:hAnsi="Arial"/>
-          <w:b/>
-          <w:bCs/>
-          <w:sz w:val="17"/>
-          <w:szCs w:val="17"/>
-        </w:rPr>
-        <w:t xml:space="preserve">Curriculum Alignment: </w:t>
-      </w:r>
-      <w:r>
-        <w:rPr>
-          <w:rFonts w:ascii="Arial" w:cs="Arial" w:eastAsia="Arial" w:hAnsi="Arial"/>
-          <w:sz w:val="17"/>
-          <w:szCs w:val="17"/>
-        </w:rPr>
-        <w:t xml:space="preserve">Structured in pedagogical alignment with the competence-based curriculum format and learning outcomes established by the Kenya Institute of Curriculum Development (KICD). This material is independently developed and is not officially endorsed or published by KICD.</w:t>
-      </w:r>
-    </w:p>
-    <w:p>
-      <w:pPr>
-        <w:spacing w:after="60" w:before="0"/>
-      </w:pPr>
-      <w:r>
-        <w:rPr>
-          <w:rFonts w:ascii="Arial" w:cs="Arial" w:eastAsia="Arial" w:hAnsi="Arial"/>
-          <w:b/>
-          <w:bCs/>
-          <w:sz w:val="17"/>
-          <w:szCs w:val="17"/>
-        </w:rPr>
-        <w:t xml:space="preserve">Content &amp; Pedagogy: </w:t>
-      </w:r>
-      <w:r>
-        <w:rPr>
-          <w:rFonts w:ascii="Arial" w:cs="Arial" w:eastAsia="Arial" w:hAnsi="Arial"/>
-          <w:sz w:val="17"/>
-          <w:szCs w:val="17"/>
-        </w:rPr>
-        <w:t xml:space="preserve">Developed and adapted by the educator team at SeaVuria (registered 501(c)(3) in the United States and registered NGO in Kenya, No. 872-850A-BF11), who designed the pedagogical framework, lesson templates and exemplar lessons on which this material is based.</w:t>
-      </w:r>
-    </w:p>
-    <w:p>
-      <w:pPr>
-        <w:spacing w:after="60" w:before="0"/>
-      </w:pPr>
-      <w:r>
-        <w:rPr>
-          <w:rFonts w:ascii="Arial" w:cs="Arial" w:eastAsia="Arial" w:hAnsi="Arial"/>
-          <w:b/>
-          <w:bCs/>
-          <w:sz w:val="17"/>
-          <w:szCs w:val="17"/>
-        </w:rPr>
-        <w:t xml:space="preserve">Production &amp; Layout: </w:t>
-      </w:r>
-      <w:r>
-        <w:rPr>
-          <w:rFonts w:ascii="Arial" w:cs="Arial" w:eastAsia="Arial" w:hAnsi="Arial"/>
-          <w:sz w:val="17"/>
-          <w:szCs w:val="17"/>
-        </w:rPr>
-        <w:t xml:space="preserve">Educational design and curriculum sequencing by SeaVuria. Technical layout, structural formatting, and digital optimization/implementation executed in partnership with ARES Education (registered 501(c)(3) in the United States and Canada (as Afretech Aid) and registered NGO in Kenya), with lesson drafting and compilation assisted by AI (Claude, Anthropic).</w:t>
-      </w:r>
-    </w:p>
-    <w:p>
-      <w:pPr>
-        <w:pBdr>
-          <w:bottom w:val="single" w:color="1F3864" w:sz="6" w:space="6"/>
-        </w:pBdr>
-        <w:spacing w:after="60" w:before="0"/>
-      </w:pPr>
-      <w:r>
-        <w:rPr>
-          <w:rFonts w:ascii="Arial" w:cs="Arial" w:eastAsia="Arial" w:hAnsi="Arial"/>
-          <w:b/>
-          <w:bCs/>
-          <w:sz w:val="17"/>
-          <w:szCs w:val="17"/>
-        </w:rPr>
-        <w:t xml:space="preserve">Licensing &amp; Copyright: </w:t>
-      </w:r>
-      <w:r>
-        <w:rPr>
-          <w:rFonts w:ascii="Arial" w:cs="Arial" w:eastAsia="Arial" w:hAnsi="Arial"/>
-          <w:sz w:val="17"/>
-          <w:szCs w:val="17"/>
-        </w:rPr>
-        <w:t xml:space="preserve">© 2026 SeaVuria and ARES. This work is licensed under a </w:t>
-      </w:r>
-      <w:hyperlink w:history="1" r:id="rIdxbgxay7ieiy189vny0fsa">
-        <w:r>
-          <w:rPr>
-            <w:rFonts w:ascii="Arial" w:cs="Arial" w:eastAsia="Arial" w:hAnsi="Arial"/>
-            <w:color w:val="1F6B75"/>
-            <w:sz w:val="17"/>
-            <w:szCs w:val="17"/>
-            <w:u w:val="single" w:color="1F6B75"/>
-          </w:rPr>
-          <w:t xml:space="preserve">Creative Commons Attribution-NonCommercial 4.0 International License</w:t>
-        </w:r>
-      </w:hyperlink>
-      <w:r>
-        <w:rPr>
-          <w:rFonts w:ascii="Arial" w:cs="Arial" w:eastAsia="Arial" w:hAnsi="Arial"/>
-          <w:sz w:val="17"/>
-          <w:szCs w:val="17"/>
-        </w:rPr>
-        <w:t xml:space="preserve"> (</w:t>
-      </w:r>
-      <w:hyperlink w:history="1" r:id="rIdhs3ecdboef4pf1wdiznhe">
-        <w:r>
-          <w:rPr>
-            <w:rFonts w:ascii="Arial" w:cs="Arial" w:eastAsia="Arial" w:hAnsi="Arial"/>
-            <w:color w:val="1F6B75"/>
-            <w:sz w:val="17"/>
-            <w:szCs w:val="17"/>
-            <w:u w:val="single" w:color="1F6B75"/>
-          </w:rPr>
-          <w:t xml:space="preserve">CC BY-NC 4.0</w:t>
-        </w:r>
-      </w:hyperlink>
-      <w:r>
-        <w:rPr>
-          <w:rFonts w:ascii="Arial" w:cs="Arial" w:eastAsia="Arial" w:hAnsi="Arial"/>
-          <w:sz w:val="17"/>
-          <w:szCs w:val="17"/>
-        </w:rPr>
-        <w:t xml:space="preserve">). To view a copy of this license, visit </w:t>
-      </w:r>
-      <w:hyperlink w:history="1" r:id="rIdjpd9v5it2r2vcbmcz8hd5">
-        <w:r>
-          <w:rPr>
-            <w:rFonts w:ascii="Arial" w:cs="Arial" w:eastAsia="Arial" w:hAnsi="Arial"/>
-            <w:color w:val="1F6B75"/>
-            <w:sz w:val="17"/>
-            <w:szCs w:val="17"/>
-            <w:u w:val="single" w:color="1F6B75"/>
-          </w:rPr>
-          <w:t xml:space="preserve">https://creativecommons.org/licenses/by-nc/4.0/</w:t>
-        </w:r>
-      </w:hyperlink>
-      <w:r>
-        <w:rPr>
-          <w:rFonts w:ascii="Arial" w:cs="Arial" w:eastAsia="Arial" w:hAnsi="Arial"/>
-          <w:sz w:val="17"/>
-          <w:szCs w:val="17"/>
-        </w:rPr>
-        <w:t xml:space="preserve">. You are free to copy, redistribute, and adapt this material in any medium or format, provided appropriate credit is given and the material is not used for commercial purposes. KICD learning outcomes and curriculum designations reproduced here for alignment purposes remain the property of KICD and are not covered by this license. Linked external resources (e.g. CK-12, Khan Academy, PhET) are subject to their own licenses.</w:t>
       </w:r>
     </w:p>
     <w:p>
@@ -1848,6 +1677,185 @@
         </w:tc>
       </w:tr>
     </w:tbl>
+    <w:p>
+      <w:pPr>
+        <w:spacing w:after="120"/>
+      </w:pPr>
+      <w:r>
+        <w:t xml:space="preserve"/>
+      </w:r>
+    </w:p>
+    <w:p>
+      <w:pPr>
+        <w:spacing w:after="80" w:before="120"/>
+      </w:pPr>
+      <w:r>
+        <w:rPr>
+          <w:rFonts w:ascii="Arial" w:cs="Arial" w:eastAsia="Arial" w:hAnsi="Arial"/>
+          <w:b/>
+          <w:bCs/>
+          <w:color w:val="1F3864"/>
+          <w:sz w:val="20"/>
+          <w:szCs w:val="20"/>
+        </w:rPr>
+        <w:t xml:space="preserve">ATTRIBUTION AND LICENSING</w:t>
+      </w:r>
+    </w:p>
+    <w:p>
+      <w:pPr>
+        <w:spacing w:after="60" w:before="0"/>
+      </w:pPr>
+      <w:r>
+        <w:rPr>
+          <w:rFonts w:ascii="Arial" w:cs="Arial" w:eastAsia="Arial" w:hAnsi="Arial"/>
+          <w:b/>
+          <w:bCs/>
+          <w:sz w:val="17"/>
+          <w:szCs w:val="17"/>
+        </w:rPr>
+        <w:t xml:space="preserve">Curriculum Alignment: </w:t>
+      </w:r>
+      <w:r>
+        <w:rPr>
+          <w:rFonts w:ascii="Arial" w:cs="Arial" w:eastAsia="Arial" w:hAnsi="Arial"/>
+          <w:sz w:val="17"/>
+          <w:szCs w:val="17"/>
+        </w:rPr>
+        <w:t xml:space="preserve">Structured in pedagogical alignment with the competence-based curriculum format and learning outcomes established by the Kenya Institute of Curriculum Development (KICD). This material is independently developed and is not officially endorsed or published by KICD.</w:t>
+      </w:r>
+    </w:p>
+    <w:p>
+      <w:pPr>
+        <w:spacing w:after="60" w:before="0"/>
+      </w:pPr>
+      <w:r>
+        <w:rPr>
+          <w:rFonts w:ascii="Arial" w:cs="Arial" w:eastAsia="Arial" w:hAnsi="Arial"/>
+          <w:b/>
+          <w:bCs/>
+          <w:sz w:val="17"/>
+          <w:szCs w:val="17"/>
+        </w:rPr>
+        <w:t xml:space="preserve">Content &amp; Pedagogy: </w:t>
+      </w:r>
+      <w:r>
+        <w:rPr>
+          <w:rFonts w:ascii="Arial" w:cs="Arial" w:eastAsia="Arial" w:hAnsi="Arial"/>
+          <w:sz w:val="17"/>
+          <w:szCs w:val="17"/>
+        </w:rPr>
+        <w:t xml:space="preserve">Developed and adapted by the educator team at SeaVuria (registered 501(c)(3) in the United States and registered NGO in Kenya, No. 872-850A-BF11), who designed the pedagogical framework, lesson templates and exemplar lessons on which this material is based.</w:t>
+      </w:r>
+    </w:p>
+    <w:p>
+      <w:pPr>
+        <w:spacing w:after="60" w:before="0"/>
+      </w:pPr>
+      <w:r>
+        <w:rPr>
+          <w:rFonts w:ascii="Arial" w:cs="Arial" w:eastAsia="Arial" w:hAnsi="Arial"/>
+          <w:b/>
+          <w:bCs/>
+          <w:sz w:val="17"/>
+          <w:szCs w:val="17"/>
+        </w:rPr>
+        <w:t xml:space="preserve">Production &amp; Layout: </w:t>
+      </w:r>
+      <w:r>
+        <w:rPr>
+          <w:rFonts w:ascii="Arial" w:cs="Arial" w:eastAsia="Arial" w:hAnsi="Arial"/>
+          <w:sz w:val="17"/>
+          <w:szCs w:val="17"/>
+        </w:rPr>
+        <w:t xml:space="preserve">Educational design and curriculum sequencing by SeaVuria. Technical layout, structural formatting, and digital optimization/implementation executed in partnership with ARES Education (registered 501(c)(3) in the United States and Canada (as Afretech Aid) and registered NGO in Kenya), with lesson drafting and compilation assisted by AI (Claude, Anthropic).</w:t>
+      </w:r>
+    </w:p>
+    <w:p>
+      <w:pPr>
+        <w:pBdr>
+          <w:bottom w:val="single" w:color="1F3864" w:sz="6" w:space="6"/>
+        </w:pBdr>
+        <w:spacing w:after="60" w:before="0"/>
+      </w:pPr>
+      <w:r>
+        <w:rPr>
+          <w:rFonts w:ascii="Arial" w:cs="Arial" w:eastAsia="Arial" w:hAnsi="Arial"/>
+          <w:b/>
+          <w:bCs/>
+          <w:sz w:val="17"/>
+          <w:szCs w:val="17"/>
+        </w:rPr>
+        <w:t xml:space="preserve">Licensing &amp; Copyright: </w:t>
+      </w:r>
+      <w:r>
+        <w:rPr>
+          <w:rFonts w:ascii="Arial" w:cs="Arial" w:eastAsia="Arial" w:hAnsi="Arial"/>
+          <w:sz w:val="17"/>
+          <w:szCs w:val="17"/>
+        </w:rPr>
+        <w:t xml:space="preserve">© 2026 SeaVuria and ARES. This work is licensed under a </w:t>
+      </w:r>
+      <w:hyperlink w:history="1" r:id="rIdyps_4ua83osll8kz3cv9g">
+        <w:r>
+          <w:rPr>
+            <w:rFonts w:ascii="Arial" w:cs="Arial" w:eastAsia="Arial" w:hAnsi="Arial"/>
+            <w:color w:val="1F6B75"/>
+            <w:sz w:val="17"/>
+            <w:szCs w:val="17"/>
+            <w:u w:val="single" w:color="1F6B75"/>
+          </w:rPr>
+          <w:t xml:space="preserve">Creative Commons Attribution-NonCommercial 4.0 International License</w:t>
+        </w:r>
+      </w:hyperlink>
+      <w:r>
+        <w:rPr>
+          <w:rFonts w:ascii="Arial" w:cs="Arial" w:eastAsia="Arial" w:hAnsi="Arial"/>
+          <w:sz w:val="17"/>
+          <w:szCs w:val="17"/>
+        </w:rPr>
+        <w:t xml:space="preserve"> (</w:t>
+      </w:r>
+      <w:hyperlink w:history="1" r:id="rIdsg_zx-kf82wx1k6mgkqjm">
+        <w:r>
+          <w:rPr>
+            <w:rFonts w:ascii="Arial" w:cs="Arial" w:eastAsia="Arial" w:hAnsi="Arial"/>
+            <w:color w:val="1F6B75"/>
+            <w:sz w:val="17"/>
+            <w:szCs w:val="17"/>
+            <w:u w:val="single" w:color="1F6B75"/>
+          </w:rPr>
+          <w:t xml:space="preserve">CC BY-NC 4.0</w:t>
+        </w:r>
+      </w:hyperlink>
+      <w:r>
+        <w:rPr>
+          <w:rFonts w:ascii="Arial" w:cs="Arial" w:eastAsia="Arial" w:hAnsi="Arial"/>
+          <w:sz w:val="17"/>
+          <w:szCs w:val="17"/>
+        </w:rPr>
+        <w:t xml:space="preserve">). To view a copy of this license, visit </w:t>
+      </w:r>
+      <w:hyperlink w:history="1" r:id="rIdszlqkzdt3zd6czgfnmzx0">
+        <w:r>
+          <w:rPr>
+            <w:rFonts w:ascii="Arial" w:cs="Arial" w:eastAsia="Arial" w:hAnsi="Arial"/>
+            <w:color w:val="1F6B75"/>
+            <w:sz w:val="17"/>
+            <w:szCs w:val="17"/>
+            <w:u w:val="single" w:color="1F6B75"/>
+          </w:rPr>
+          <w:t xml:space="preserve">https://creativecommons.org/licenses/by-nc/4.0/</w:t>
+        </w:r>
+      </w:hyperlink>
+      <w:r>
+        <w:rPr>
+          <w:rFonts w:ascii="Arial" w:cs="Arial" w:eastAsia="Arial" w:hAnsi="Arial"/>
+          <w:sz w:val="17"/>
+          <w:szCs w:val="17"/>
+        </w:rPr>
+        <w:t xml:space="preserve">. You are free to copy, redistribute, and adapt this material in any medium or format, provided appropriate credit is given and the material is not used for commercial purposes. KICD learning outcomes and curriculum designations reproduced here for alignment purposes remain the property of KICD and are not covered by this license. Linked external resources (e.g. CK-12, Khan Academy, PhET) are subject to their own licenses.</w:t>
+      </w:r>
+    </w:p>
     <w:sectPr>
       <w:pgSz w:w="15840" w:h="12240" w:orient="landscape"/>
       <w:pgMar w:top="1080" w:right="1080" w:bottom="1080" w:left="1080" w:header="708" w:footer="708" w:gutter="0"/>

--- a/data/outputs/v2/Biology/SS2.2_Plant_Transport/Biology_Plant_Transport_SummaryTable.docx
+++ b/data/outputs/v2/Biology/SS2.2_Plant_Transport/Biology_Plant_Transport_SummaryTable.docx
@@ -532,7 +532,7 @@
                 <w:sz w:val="18"/>
                 <w:szCs w:val="18"/>
               </w:rPr>
-              <w:t xml:space="preserve">Anchoring Phenomenon — Wilting Maize in Kibwezi</w:t>
+              <w:t xml:space="preserve">The Wilting Maize of Kibwezi: Encountering the Phenomenon</w:t>
             </w:r>
           </w:p>
         </w:tc>
@@ -564,7 +564,7 @@
                 <w:sz w:val="18"/>
                 <w:szCs w:val="18"/>
               </w:rPr>
-              <w:t xml:space="preserve">Students observed photographs and/or a short video of maize crops in Kibwezi wilting during a dry spell, despite green leaves and apparently healthy stems. They also observed a celery stalk (or white carnation) placed in coloured water and noted that colour travelled upward through the stem over time. Teacher should cold-call at least 4 students to describe what they see before offering any vocabulary — this protects initial observations from teacher bias.</w:t>
+              <w:t xml:space="preserve">We observed photographs of wilted maize crops in Kibwezi, Makueni County, where the soil was visibly damp from morning watering but the plants were still drooping by midday. We noticed that maize near the dry seasonal riverbed wilted sooner, while sukuma wiki growing in the shade of a mango tree stayed upright and healthy all day.</w:t>
             </w:r>
           </w:p>
         </w:tc>
@@ -596,7 +596,7 @@
                 <w:sz w:val="18"/>
                 <w:szCs w:val="18"/>
               </w:rPr>
-              <w:t xml:space="preserve">Students learned that a living plant must continuously move materials — water, minerals, and sugars — from where those materials enter or are made to where they are needed. The wilting maize phenomenon establishes that this transport system can FAIL, and that failure has real consequences for food security in semi-arid regions like Kibwezi, Makueni County. Students also learned the meaning of 'anchoring phenomenon' as the central mystery the class will keep returning to across all 8 lessons.</w:t>
+              <w:t xml:space="preserve">We learned that our first instinct — that wilting means the soil has no water — is challenged by this scenario. The soil had water, yet the plants still wilted. This tells us that there must be something happening inside the plant that we do not yet fully understand. We also learned that shade, slope, and soil moisture all seem to affect how badly a plant wilts.</w:t>
             </w:r>
           </w:p>
         </w:tc>
@@ -628,7 +628,7 @@
                 <w:sz w:val="18"/>
                 <w:szCs w:val="18"/>
               </w:rPr>
-              <w:t xml:space="preserve">Students explained (in initial, rough terms) that 'something must be broken or blocked' when maize wilts — the water that enters the roots is not reaching the leaves. Teacher should record all student ideas on the Driving Question Board (DQB) without correcting them at this stage; misconceptions are valuable diagnostic data. Pedagogical note: preserve student language exactly on the DQB — do NOT rephrase into scientific vocabulary yet. This baseline record will be revisited and revised in Lesson 8.</w:t>
+              <w:t xml:space="preserve">We cannot fully explain the wilting yet. We have recorded our first predictions and initial ideas, but we know these may be incomplete or incorrect. Our Driving Question Board shows the questions we need to investigate. By the end of this unit, we aim to construct a complete scientific explanation of what the Kibwezi farmer is observing — one that is supported by evidence from our investigations.</w:t>
             </w:r>
           </w:p>
         </w:tc>
@@ -713,7 +713,7 @@
                 <w:sz w:val="18"/>
                 <w:szCs w:val="18"/>
               </w:rPr>
-              <w:t xml:space="preserve">Students examined diagrams and data cards showing where key plant resources enter the plant (water and minerals → roots; carbon dioxide → leaves; light → leaves) and where those resources are consumed (water used in photosynthesis at leaves; minerals used for growth at shoot tips; sugars produced at leaves but needed at roots). Students mapped these mismatches on a large class diagram of a maize plant, using arrows to show the 'resource gap' that transport must bridge.</w:t>
+              <w:t xml:space="preserve">Students observed (via annotated plant diagrams and resource cards) that different plant resources — water, mineral salts, carbon dioxide, and sunlight — enter the maize plant at different locations: water and mineral salts at the roots below the soil, carbon dioxide and sunlight at the leaves above the soil.</w:t>
             </w:r>
           </w:p>
         </w:tc>
@@ -745,7 +745,7 @@
                 <w:sz w:val="18"/>
                 <w:szCs w:val="18"/>
               </w:rPr>
-              <w:t xml:space="preserve">Students learned that because plant resources enter at one location but are needed and used at a different location (e.g., water enters at the root but is needed at the leaf for photosynthesis), a specialised internal transport system is essential. Without transport, cells far from the resource entry point would starve or dehydrate. This is why a single-celled organism like Euglena does not need a transport system, but a tall maize plant in Kibwezi does.</w:t>
+              <w:t xml:space="preserve">Students learned that because plant resources enter at one location but are needed and used at a different location (e.g., water enters at the root but is needed at the leaf), a plant must have an internal transport system to move resources from entry point to use point — and that without this system, the leaf cannot get the water it needs and wilts, exactly as seen in the Kibwezi maize field.</w:t>
             </w:r>
           </w:p>
         </w:tc>
@@ -777,7 +777,7 @@
                 <w:sz w:val="18"/>
                 <w:szCs w:val="18"/>
               </w:rPr>
-              <w:t xml:space="preserve">Students explained the 'resource mismatch' problem using their annotated maize diagrams, linking it back to the driving question: if the transport system fails to bridge the gap between roots (water entry) and leaves (water use), the maize wilts. Teacher should use a think-pair-share with the prompt: 'Why can a tiny water plant like Elodea survive without transport tubes, but a maize plant cannot?' Allow 60 seconds of silent thinking before pairs discuss. Cold-call 3 pairs to share reasoning.</w:t>
+              <w:t xml:space="preserve">Students can now begin to explain part of the Kibwezi wilting mystery: the maize plant wilts when water cannot reach the leaf fast enough through its transport system, even if water is present in the soil. The farmer's observation that 'the soil has water but the plant still wilts' makes sense because soil water and leaf water are separated by the entire length of the plant — and something must carry that water across that distance.</w:t>
             </w:r>
           </w:p>
         </w:tc>
@@ -862,7 +862,7 @@
                 <w:sz w:val="18"/>
                 <w:szCs w:val="18"/>
               </w:rPr>
-              <w:t xml:space="preserve">Students examined cross-section slides (or high-quality photomicrograph cards) of a maize stem, identifying two distinct tissue types within vascular bundles. They also watched a short animation showing water molecules moving upward through xylem vessels and sucrose moving bidirectionally through phloem. Teacher should pause the animation at key moments and ask: 'What direction is this molecule moving — and why might that direction matter for the Kibwezi maize?'</w:t>
+              <w:t xml:space="preserve">Students observed a whole-plant diagram of a maize plant (rooted in Kibwezi soil) showing two distinct vascular systems — xylem and phloem — running continuously from root tip to leaf tip and to the developing maize cob. They observed that blue (xylem) arrows point strictly upward, while red (phloem) arrows are bidirectional — primarily downward but also toward the cob as a sink. They observed from the reading that xylem is composed of dead, hollow cells requiring no living machinery to function, while phloem is made of living cells.</w:t>
             </w:r>
           </w:p>
         </w:tc>
@@ -894,7 +894,7 @@
                 <w:sz w:val="18"/>
                 <w:szCs w:val="18"/>
               </w:rPr>
-              <w:t xml:space="preserve">Students learned that plants have two specialised vascular transport tissues: (1) Xylem — transports water and dissolved mineral salts from roots upward to leaves; made of dead, hollow, lignified cells; and (2) Phloem — transports dissolved organic solutes (sucrose and amino acids) from leaves to all other parts of the plant; made of living sieve tube cells and companion cells. These two tissues together form the vascular bundle, visible in both stem and leaf.</w:t>
+              <w:t xml:space="preserve">Students learned that plants have two specialised vascular transport tissues: (1) Xylem — transports water and dissolved mineral salts from roots upward to leaves; composed of dead, lignified cells that form continuous hollow tubes; transport is unidirectional (upward). (2) Phloem — transports manufactured food substances (sugars/assimilates) from leaves to all other parts of the plant including roots and storage organs (e.g., maize cob); composed of living sieve tube cells; transport is bidirectional (source to sink). Students learned to locate both tissues within root, stem, and leaf cross-sections and to represent their directional flow using a standardised colour-coding system.</w:t>
             </w:r>
           </w:p>
         </w:tc>
@@ -926,7 +926,7 @@
                 <w:sz w:val="18"/>
                 <w:szCs w:val="18"/>
               </w:rPr>
-              <w:t xml:space="preserve">Students explained the functional difference between xylem and phloem using a two-column comparison table and annotated the cross-section diagram with both tissue labels. They then linked this overview to the driving question: wilting in Kibwezi maize could involve failure in xylem (water not reaching leaves), phloem (sugars not reaching roots), or both. Pedagogical note: insist students use the word 'because' in every explanation — this forces causal reasoning rather than simple labelling.</w:t>
+              <w:t xml:space="preserve">Students used their new knowledge of xylem and phloem to deepen their explanation of the Kibwezi wilting maize phenomenon: the xylem highway must continuously deliver water from the soil (absorbed by root hairs via osmosis, as established in Lesson 2) upward through the stem to the leaves. If this upward delivery is insufficient — whether due to high evaporative demand on a hot afternoon, a long path length in tall maize, or competition from the dry riverbed soil — the leaf cells lose turgor pressure and the plant wilts. This explains why the farmer's morning watering does not guarantee afternoon hydration of the topmost leaves. Students recorded this causal chain in Model v.1 and posted evidence claims on the Driving Question Board, advancing the class's collective answer to the driving question.</w:t>
             </w:r>
           </w:p>
         </w:tc>
@@ -1011,7 +1011,7 @@
                 <w:sz w:val="18"/>
                 <w:szCs w:val="18"/>
               </w:rPr>
-              <w:t xml:space="preserve">Students observed a demonstration or simulation of osmosis using visking tubing (or a raw potato strip) placed in solutions of different concentrations, recording changes in mass or volume over 15 minutes. They also examined diagrams of root hair cells, noting the large surface area created by the elongated hair-like projection. Teacher should ask: 'What does the shape of a root hair cell tell you about its function?' — wait 30 seconds before taking responses.</w:t>
+              <w:t xml:space="preserve">Students observed real maize/bean seedling roots under hand lenses and (where available) a microscope, producing labelled scientific drawings of root hair cells, cortex, endodermis, and xylem. They also observed potato strips in tap water vs. concentrated salt solution, recording changes in length/firmness after 15 minutes.</w:t>
             </w:r>
           </w:p>
         </w:tc>
@@ -1043,7 +1043,7 @@
                 <w:sz w:val="18"/>
                 <w:szCs w:val="18"/>
               </w:rPr>
-              <w:t xml:space="preserve">Students learned that water enters the root by osmosis — moving passively from soil water (high water potential) through root hair cells, across the cortex, through the endodermis, and into the xylem. Root hair cells are adapted for absorption by their large surface area, thin cell wall, and presence of a large central vacuole. The Casparian strip in the endodermis forces water through cell cytoplasm (symplast pathway), allowing selective control of mineral uptake into the xylem.</w:t>
+              <w:t xml:space="preserve">Students learned that water enters the root by osmosis — moving passively from soil (high water potential) through root hair cells, cortex, and endodermis into the xylem (low water potential). Mineral salts enter by active transport against their concentration gradient, requiring ATP. The Casparian strip in the endodermis forces all water through living cells, acting as a selective checkpoint. Root hairs increase surface area to maximise absorption rate.</w:t>
             </w:r>
           </w:p>
         </w:tc>
@@ -1075,7 +1075,7 @@
                 <w:sz w:val="18"/>
                 <w:szCs w:val="18"/>
               </w:rPr>
-              <w:t xml:space="preserve">Students explained the step-by-step journey of a single water molecule from soil to xylem vessel, using a flow diagram. They connected this to the Kibwezi context: during drought, soil water potential drops — the osmotic gradient between soil and root hair cells decreases or even reverses, so water absorption by osmosis slows or stops, explaining why maize wilts even before all soil water is gone. Pedagogical note: many students confuse osmosis with active transport here — address this explicitly using the 'no energy needed' rule for osmosis.</w:t>
+              <w:t xml:space="preserve">Students explained that the Kibwezi farmer's maize wilts despite soil water being present because, in dry or saline soil, the water potential of the soil drops below that of the root hair cells — reversing or halting osmosis so water cannot enter (or even leaves the root). Plants near the dry riverbed wilt sooner because sandy, drier, more saline soils near the riverbed reach this critical low water potential threshold faster than the wetter lower slopes.</w:t>
             </w:r>
           </w:p>
         </w:tc>
@@ -1160,7 +1160,7 @@
                 <w:sz w:val="18"/>
                 <w:szCs w:val="18"/>
               </w:rPr>
-              <w:t xml:space="preserve">Students dissected a fresh maize stem (or bean stem) cross-section and used a hand lens or low-power microscope to locate vascular bundles. They compared the arrangement of vascular bundles in a monocot stem (maize — scattered) versus a dicot stem (bean — ring arrangement), recording observations as labelled drawings. Teacher should circulate and ask each group: 'Which tissue is closer to the inside of the bundle — and what structural feature helps you tell xylem from phloem?'</w:t>
+              <w:t xml:space="preserve">Students cut cross-sections of fresh bean or sunflower stems, stained them with eosin or iodine, and observed distinct coloured patches arranged in a ring pattern (in dicot stems). They noted that some regions had thicker walls and appeared more densely stained than others. They also set up split celery stalks in two different food-dye colours and observed the initial uptake of colour beginning at the cut base.</w:t>
             </w:r>
           </w:p>
         </w:tc>
@@ -1192,7 +1192,7 @@
                 <w:sz w:val="18"/>
                 <w:szCs w:val="18"/>
               </w:rPr>
-              <w:t xml:space="preserve">The stem contains vascular bundles made up of two distinct tissues: xylem (inner, thick-walled, dead cells forming hollow tubes for carrying water and minerals upward) and phloem (outer, living sieve tubes for carrying dissolved sugars). Lignin in xylem cell walls provides mechanical support, helping the maize stem stand upright. In a monocot like maize, vascular bundles are scattered throughout the stem; in dicots like beans, they form a ring. The stem acts as the 'highway' connecting the absorbing roots to the photosynthesising leaves.</w:t>
+              <w:t xml:space="preserve">The stem contains vascular bundles made up of two distinct tissues: xylem (inner, thick-walled, dead cells that form hollow tubes for carrying water and minerals upward) and phloem (outer, thin-walled, living cells that carry dissolved sugars mainly downward from leaves). In herbaceous dicot stems the bundles are arranged in a ring; in monocot stems (like maize) they are scattered. These bundles are the physical 'highway' that connects roots to leaves.</w:t>
             </w:r>
           </w:p>
         </w:tc>
@@ -1224,7 +1224,7 @@
                 <w:sz w:val="18"/>
                 <w:szCs w:val="18"/>
               </w:rPr>
-              <w:t xml:space="preserve">Students explained how the structural features of xylem vessels — dead cells, no cross-walls, lignified walls — make them ideal hollow pipes for carrying water under tension without collapsing. They linked stem vascular anatomy to the driving question: if xylem vessels become blocked (e.g., by air bubbles during drought, or by fungal pathogens like Fusarium common in Kenyan maize fields), water flow to leaves is interrupted and wilting follows. Pedagogical note: the 'dead cells = hollow tube' logic is a classic exam point — reinforce with at least one worked exam-style question in class.</w:t>
+              <w:t xml:space="preserve">Water and mineral salts absorbed from the soil by root hair cells travel upward through the xylem vessels in vascular bundles running through the stem to every leaf. Sugars manufactured in leaves by photosynthesis travel downward through the phloem to roots, growing tips, and storage organs. In the Kibwezi maize, extreme drought stress can cause air embolisms (cavitation) in the narrow xylem vessels, permanently breaking the water highway — which is why some plants never recover even after watering returns. Plants like the sukuma wiki shaded by the mango tree lose less water through transpiration, reducing the tension in their xylem and making cavitation far less likely.</w:t>
             </w:r>
           </w:p>
         </w:tc>
@@ -1309,7 +1309,7 @@
                 <w:sz w:val="18"/>
                 <w:szCs w:val="18"/>
               </w:rPr>
-              <w:t xml:space="preserve">Students conducted the cobalt chloride paper experiment (or Vaseline leaf experiment) to detect and compare rates of water loss from the upper and lower surfaces of a maize or bean leaf. They recorded colour-change times as quantitative data and calculated which surface lost more water. Teacher should prompt: 'Before you start, predict — which surface will change the cobalt chloride paper faster, and why?' Record class predictions publicly before data collection begins.</w:t>
+              <w:t xml:space="preserve">Students observed water droplets inside a polythene bag tied around a leafy branch (sweating leaf bag demonstration), confirming that leaves release water vapour. They recorded results from the Lesson 5 coloured dye experiment, observing stained xylem tissue in stem cross-sections. They prepared stomatal impressions from sukuma wiki leaves using clear nail varnish and observed guard cells and stomatal pores under a hand lens, finding more stomata on the lower epidermis. They made cross-sections of the leaf midrib and identified the vascular bundle, epidermis layers, mesophyll, and waxy cuticle.</w:t>
             </w:r>
           </w:p>
         </w:tc>
@@ -1341,7 +1341,7 @@
                 <w:sz w:val="18"/>
                 <w:szCs w:val="18"/>
               </w:rPr>
-              <w:t xml:space="preserve">Students learned that transpiration is the loss of water vapour from a plant, mainly through stomata located predominantly in the lower epidermis of leaves. The rate of transpiration is affected by temperature, humidity, wind speed, and light intensity — all factors highly variable in Kenya's semi-arid zones like Kibwezi. Guard cells control stomatal opening and closing: when turgid (water-filled), guard cells bow apart and open the stoma; when flaccid (water-deficient), they close, reducing water loss but also limiting CO₂ entry for photosynthesis.</w:t>
+              <w:t xml:space="preserve">Students learned that transpiration is the loss of water vapour from a plant, mainly through stomata in the lower epidermis of leaves. They learned that xylem vessels carry water from the roots all the way to the leaf mesophyll cells, where it evaporates and exits through stomata as water vapour. They identified four factors that increase the rate of transpiration: high temperature, high wind speed, low humidity, and high light intensity — all of which are present in Kibwezi on a dry afternoon. They explained why the farmer's maize wilts: transpiration rate in the hot, windy, dry afternoon exceeds the rate at which roots can absorb water from the soil, causing a water deficit inside the plant.</w:t>
             </w:r>
           </w:p>
         </w:tc>
@@ -1373,7 +1373,7 @@
                 <w:sz w:val="18"/>
                 <w:szCs w:val="18"/>
               </w:rPr>
-              <w:t xml:space="preserve">Students explained the adaptive trade-off of stomata: open stomata allow CO₂ in for photosynthesis but also allow water vapour to escape. During the dry season in Kibwezi, maize guard cells close stomata to conserve water, but this halts photosynthesis, starving the plant of sugars — a double failure. Students drew and annotated stomata in open and closed states, labelling guard cells, chloroplasts, and the stomatal pore. Pedagogical note: use a local weather data set from Kibwezi (Kenya Meteorological Department records) to make transpiration rate calculations authentic and relevant.</w:t>
+              <w:t xml:space="preserve">Students can now explain the complete water journey from soil to atmosphere: water enters root hairs by osmosis, travels through root cortex cells, enters xylem vessels, is pulled up the stem by the transpiration pull (tension created as water evaporates from leaves), reaches leaf mesophyll cells through vein xylem, evaporates into air spaces, and exits through stomata as water vapour. The wilting of the Kibwezi maize is explained by a rate mismatch: on hot, dry, windy afternoons, stomata are open for photosynthesis, and the four transpiration factors combine to drive water loss far faster than roots can replace it, causing cells to lose turgor and the plant to wilt. The sukuma wiki under the mango tree barely wilts because shade reduces both light intensity and temperature — two of the four factors — dramatically slowing transpiration rate.</w:t>
             </w:r>
           </w:p>
         </w:tc>
@@ -1458,7 +1458,7 @@
                 <w:sz w:val="18"/>
                 <w:szCs w:val="18"/>
               </w:rPr>
-              <w:t xml:space="preserve">Students observed a potometer experiment (or teacher-led demonstration using a leafy shoot and capillary tube) measuring the rate of water uptake under different conditions (fan on vs. fan off; light vs. dark; humid vs. dry). They plotted results as a bar chart and identified which variable caused the greatest change in uptake rate. Teacher should ask: 'If the shoot takes up more water when the fan is on, what does that tell us about what is PULLING the water up?'</w:t>
+              <w:t xml:space="preserve">Students observed an air bubble moving through a calibrated capillary tube in an improvised potometer, measuring how fast a cut leafy stem took up water under four conditions: control (still air), wind (fan/blowing), heat (lamp), and blocked stomata (petroleum jelly). They observed that wind and heat conditions produced the fastest bubble movement (highest water uptake rates), while blocking the stomata dramatically slowed the bubble. Students also observed class-pooled data posted on the board and drew bar graphs comparing uptake rates across all four conditions.</w:t>
             </w:r>
           </w:p>
         </w:tc>
@@ -1490,7 +1490,7 @@
                 <w:sz w:val="18"/>
                 <w:szCs w:val="18"/>
               </w:rPr>
-              <w:t xml:space="preserve">Students learned that water moves up the xylem primarily through the cohesion-tension mechanism: (1) transpiration at the leaf surface removes water molecules, lowering water potential in leaf cells; (2) water is pulled up the xylem by tension (negative pressure) created by this evaporation; (3) water molecules stick together (cohesion) and to xylem walls (adhesion), forming an unbroken column from root to leaf. Root pressure (generated by active ion uptake creating osmotic pull) provides a supplementary push, especially at night. Together these forces explain how water can rise 30 m up a tall tree — or travel up a 2-metre maize stem in Kibwezi.</w:t>
+              <w:t xml:space="preserve">Students learned that water moves up the xylem primarily through the cohesion-tension mechanism: transpiration at the leaf surface lowers water potential, creating tension that pulls the cohesive water column upward from roots to leaves. Root pressure provides a supplementary upward push. The rate of water uptake increases when transpiration is accelerated by wind and heat — conditions that match a hot, dry Kibwezi afternoon. Blocking stomata (petroleum jelly) sharply reduces water uptake, confirming that transpiration through stomata is the primary driver of the entire upward journey.</w:t>
             </w:r>
           </w:p>
         </w:tc>
@@ -1522,7 +1522,7 @@
                 <w:sz w:val="18"/>
                 <w:szCs w:val="18"/>
               </w:rPr>
-              <w:t xml:space="preserve">Students explained why breaking the water column — through drought-induced cavitation (air bubbles entering xylem when water is under extreme tension) — causes irreversible wilting in Kibwezi maize. Once the column breaks, transpiration pull cannot operate and water ceases to rise. Students constructed a force-diagram showing the relative contributions of transpiration pull vs. root pressure at different times of day. Pedagogical note: the concept of 'negative pressure pulling water' is deeply counterintuitive — use the analogy of a drinking straw to build intuition before introducing formal terminology.</w:t>
+              <w:t xml:space="preserve">Students explained, using the CER framework and their potometer data, that the Kibwezi maize wilts even after watering because the rate of transpiration in the hot, windy afternoon exceeds the rate at which water can be absorbed from the soil and transported up the xylem. When transpiration rate is very high, the tension in the xylem increases; if water in the soil is insufficient or absorption is too slow, the cohesive water column cannot be replenished fast enough, causing cells to lose turgor and the plant to wilt. Students updated their cumulative transport model with cohesion-tension arrows, a transpiration label at the leaf, and a root pressure label at the root.</w:t>
             </w:r>
           </w:p>
         </w:tc>
@@ -1607,7 +1607,7 @@
                 <w:sz w:val="18"/>
                 <w:szCs w:val="18"/>
               </w:rPr>
-              <w:t xml:space="preserve">Students examined aphid stylet experiments (diagrams/data) showing phloem sap composition and pressure, and reviewed autoradiograph images demonstrating that radioactively labelled sucrose moves from leaves to roots and to growing shoot tips. They also examined data showing that phloem transport is bidirectional — sucrose moves from any 'source' (leaf) to any 'sink' (root, fruit, young leaf). Teacher should ask: 'How is the direction of phloem transport different from xylem transport — and why does that difference matter?'</w:t>
+              <w:t xml:space="preserve">Students observed annotated photographs and concentration data from girdling experiments (eucalyptus trees near Kericho; bean plant sucrose data) showing accumulation of sugars above the girdle and starvation below, providing direct evidence that phloem carries sucrose downward from source to sink. Students also observed a physical pressure-flow demonstration using two beakers, concentrated and dilute sucrose solutions, semi-permeable membranes, and water — watching mass flow driven by osmotic pressure gradients.</w:t>
             </w:r>
           </w:p>
         </w:tc>
@@ -1639,7 +1639,7 @@
                 <w:sz w:val="18"/>
                 <w:szCs w:val="18"/>
               </w:rPr>
-              <w:t xml:space="preserve">Students learned that phloem sieve tubes, assisted by companion cells, transport sucrose and amino acids from photosynthetic source cells (leaves) to all metabolically active or storage sink cells (roots, fruits, seeds, young leaves) by the pressure-flow (mass flow) mechanism. High sucrose concentration at the source lowers water potential, drawing water in from adjacent xylem and raising hydrostatic pressure; at the sink, sucrose is unloaded, water potential rises, water leaves phloem to xylem, and pressure drops — creating a pressure gradient that drives bulk flow from source to sink.</w:t>
+              <w:t xml:space="preserve">Students learned that phloem sieve tubes, assisted by companion cells, transport sucrose and amino acids from photosynthetic source cells (leaves) to metabolic sink cells (roots, fruits, growing tips) by mass flow driven by a hydrostatic pressure gradient — the pressure-flow (mass flow) hypothesis. Students consolidated the full plant transport system: osmosis drives water into root hairs down a water potential gradient → cohesion-tension pulls water up xylem → transpiration at stomata drives the pull → sucrose is loaded into phloem at source → pressure-flow moves sucrose to sinks → osmosis unloads water at sink. Students applied this integrated understanding to construct a complete annotated model and to explain why the Kibwezi maize wilts, why some plants die, and why shaded sukuma wiki is protected.</w:t>
             </w:r>
           </w:p>
         </w:tc>
@@ -1671,7 +1671,7 @@
                 <w:sz w:val="18"/>
                 <w:szCs w:val="18"/>
               </w:rPr>
-              <w:t xml:space="preserve">Students explained how, during drought in Kibwezi, reduced photosynthesis (because stomata close to conserve water) means less sucrose is loaded into phloem at source cells — so translocation slows, roots and developing maize cobs are starved of sugars, growth stops, and cobs fail to fill. Students then completed their FINAL cumulative model of the maize plant transport system, annotating the full water pathway (soil → root hair → cortex → xylem → stem → leaf mesophyll → stomata → atmosphere) and the full sucrose pathway (leaf mesophyll → phloem → stem → root/cob). Pedagogical note: final models should be compared with the rough initial models from Lesson 1 so students can explicitly articulate what they now understand that they did not before — this metacognitive step is a KICD CBE core competency requirement.</w:t>
+              <w:t xml:space="preserve">Students explained the anchoring phenomenon — 'The Wilting Maize of Kibwezi' — in full: (1) Despite watered soil, the rate of transpiration through stomata on a hot, dry Kibwezi afternoon exceeds the rate of water uptake and xylem transport, creating a water deficit in leaf cells, causing loss of turgor and wilting. (2) Plants near the dry seasonal riverbed wilt sooner because soil water potential is lower and root uptake is less efficient, meaning the xylem system cannot replace transpired water fast enough; if guard cells lose turgor and fail to close stomata, or if the phloem system is compromised by drought stress, the plant cannot recover and dies. (3) Sukuma wiki under the mango tree experiences lower transpiration demand because shade reduces leaf temperature and the vapour pressure gradient between leaf and air — stomata need not open as wide, less water is lost, the xylem supply is sufficient, turgor is maintained, and the plant does not wilt.</w:t>
             </w:r>
           </w:p>
         </w:tc>
@@ -1795,7 +1795,7 @@
         </w:rPr>
         <w:t xml:space="preserve">© 2026 SeaVuria and ARES. This work is licensed under a </w:t>
       </w:r>
-      <w:hyperlink w:history="1" r:id="rIdyps_4ua83osll8kz3cv9g">
+      <w:hyperlink w:history="1" r:id="rId4_pm9u4ebu32c_9il-wtx">
         <w:r>
           <w:rPr>
             <w:rFonts w:ascii="Arial" w:cs="Arial" w:eastAsia="Arial" w:hAnsi="Arial"/>
@@ -1815,7 +1815,7 @@
         </w:rPr>
         <w:t xml:space="preserve"> (</w:t>
       </w:r>
-      <w:hyperlink w:history="1" r:id="rIdsg_zx-kf82wx1k6mgkqjm">
+      <w:hyperlink w:history="1" r:id="rIdxpkpeyt-o0lr4ppoerisb">
         <w:r>
           <w:rPr>
             <w:rFonts w:ascii="Arial" w:cs="Arial" w:eastAsia="Arial" w:hAnsi="Arial"/>
@@ -1835,7 +1835,7 @@
         </w:rPr>
         <w:t xml:space="preserve">). To view a copy of this license, visit </w:t>
       </w:r>
-      <w:hyperlink w:history="1" r:id="rIdszlqkzdt3zd6czgfnmzx0">
+      <w:hyperlink w:history="1" r:id="rIdnwv8vb_zxnh2qrag35iko">
         <w:r>
           <w:rPr>
             <w:rFonts w:ascii="Arial" w:cs="Arial" w:eastAsia="Arial" w:hAnsi="Arial"/>

--- a/data/outputs/v2/Biology/SS2.2_Plant_Transport/Biology_Plant_Transport_SummaryTable.docx
+++ b/data/outputs/v2/Biology/SS2.2_Plant_Transport/Biology_Plant_Transport_SummaryTable.docx
@@ -926,7 +926,7 @@
                 <w:sz w:val="18"/>
                 <w:szCs w:val="18"/>
               </w:rPr>
-              <w:t xml:space="preserve">Students used their new knowledge of xylem and phloem to deepen their explanation of the Kibwezi wilting maize phenomenon: the xylem highway must continuously deliver water from the soil (absorbed by root hairs via osmosis, as established in Lesson 2) upward through the stem to the leaves. If this upward delivery is insufficient — whether due to high evaporative demand on a hot afternoon, a long path length in tall maize, or competition from the dry riverbed soil — the leaf cells lose turgor pressure and the plant wilts. This explains why the farmer's morning watering does not guarantee afternoon hydration of the topmost leaves. Students recorded this causal chain in Model v.1 and posted evidence claims on the Driving Question Board, advancing the class's collective answer to the driving question.</w:t>
+              <w:t xml:space="preserve">Students used their new knowledge of xylem and phloem to deepen their explanation of the Kibwezi wilting maize phenomenon: the xylem highway must continuously deliver water from the soil (absorbed by root hairs via osmosis, which Lesson 4 investigates) upward through the stem to the leaves. If this upward delivery is insufficient — whether due to high evaporative demand on a hot afternoon, a long path length in tall maize, or competition from the dry riverbed soil — the leaf cells lose turgor pressure and the plant wilts. This explains why the farmer's morning watering does not guarantee afternoon hydration of the topmost leaves. Students recorded this causal chain in Model v.1 and posted evidence claims on the Driving Question Board, advancing the class's collective answer to the driving question.</w:t>
             </w:r>
           </w:p>
         </w:tc>
@@ -1795,7 +1795,7 @@
         </w:rPr>
         <w:t xml:space="preserve">© 2026 SeaVuria and ARES. This work is licensed under a </w:t>
       </w:r>
-      <w:hyperlink w:history="1" r:id="rId4_pm9u4ebu32c_9il-wtx">
+      <w:hyperlink w:history="1" r:id="rIdkwceinmgfnyfr4lkkqwrs">
         <w:r>
           <w:rPr>
             <w:rFonts w:ascii="Arial" w:cs="Arial" w:eastAsia="Arial" w:hAnsi="Arial"/>
@@ -1815,7 +1815,7 @@
         </w:rPr>
         <w:t xml:space="preserve"> (</w:t>
       </w:r>
-      <w:hyperlink w:history="1" r:id="rIdxpkpeyt-o0lr4ppoerisb">
+      <w:hyperlink w:history="1" r:id="rIdbtbljhvhrchlysvjmij1z">
         <w:r>
           <w:rPr>
             <w:rFonts w:ascii="Arial" w:cs="Arial" w:eastAsia="Arial" w:hAnsi="Arial"/>
@@ -1835,7 +1835,7 @@
         </w:rPr>
         <w:t xml:space="preserve">). To view a copy of this license, visit </w:t>
       </w:r>
-      <w:hyperlink w:history="1" r:id="rIdnwv8vb_zxnh2qrag35iko">
+      <w:hyperlink w:history="1" r:id="rId466nxxj_cw703_dhdjylx">
         <w:r>
           <w:rPr>
             <w:rFonts w:ascii="Arial" w:cs="Arial" w:eastAsia="Arial" w:hAnsi="Arial"/>

--- a/data/outputs/v2/Biology/SS2.2_Plant_Transport/Biology_Plant_Transport_SummaryTable.docx
+++ b/data/outputs/v2/Biology/SS2.2_Plant_Transport/Biology_Plant_Transport_SummaryTable.docx
@@ -1795,7 +1795,7 @@
         </w:rPr>
         <w:t xml:space="preserve">© 2026 SeaVuria and ARES. This work is licensed under a </w:t>
       </w:r>
-      <w:hyperlink w:history="1" r:id="rIdkwceinmgfnyfr4lkkqwrs">
+      <w:hyperlink w:history="1" r:id="rIdweyacjucqow-twlf9njte">
         <w:r>
           <w:rPr>
             <w:rFonts w:ascii="Arial" w:cs="Arial" w:eastAsia="Arial" w:hAnsi="Arial"/>
@@ -1815,7 +1815,7 @@
         </w:rPr>
         <w:t xml:space="preserve"> (</w:t>
       </w:r>
-      <w:hyperlink w:history="1" r:id="rIdbtbljhvhrchlysvjmij1z">
+      <w:hyperlink w:history="1" r:id="rIdjtnyuvgflutjy7edlcnwk">
         <w:r>
           <w:rPr>
             <w:rFonts w:ascii="Arial" w:cs="Arial" w:eastAsia="Arial" w:hAnsi="Arial"/>
@@ -1835,7 +1835,7 @@
         </w:rPr>
         <w:t xml:space="preserve">). To view a copy of this license, visit </w:t>
       </w:r>
-      <w:hyperlink w:history="1" r:id="rId466nxxj_cw703_dhdjylx">
+      <w:hyperlink w:history="1" r:id="rIddo85nrd5jocbd4xcnei6d">
         <w:r>
           <w:rPr>
             <w:rFonts w:ascii="Arial" w:cs="Arial" w:eastAsia="Arial" w:hAnsi="Arial"/>

--- a/data/outputs/v2/Biology/SS2.2_Plant_Transport/Biology_Plant_Transport_SummaryTable.docx
+++ b/data/outputs/v2/Biology/SS2.2_Plant_Transport/Biology_Plant_Transport_SummaryTable.docx
@@ -1795,7 +1795,7 @@
         </w:rPr>
         <w:t xml:space="preserve">© 2026 SeaVuria and ARES. This work is licensed under a </w:t>
       </w:r>
-      <w:hyperlink w:history="1" r:id="rIdweyacjucqow-twlf9njte">
+      <w:hyperlink w:history="1" r:id="rIdoykdkxl903qrae8emg9qk">
         <w:r>
           <w:rPr>
             <w:rFonts w:ascii="Arial" w:cs="Arial" w:eastAsia="Arial" w:hAnsi="Arial"/>
@@ -1815,7 +1815,7 @@
         </w:rPr>
         <w:t xml:space="preserve"> (</w:t>
       </w:r>
-      <w:hyperlink w:history="1" r:id="rIdjtnyuvgflutjy7edlcnwk">
+      <w:hyperlink w:history="1" r:id="rIdogwc0odxqdm78oqq-5y5a">
         <w:r>
           <w:rPr>
             <w:rFonts w:ascii="Arial" w:cs="Arial" w:eastAsia="Arial" w:hAnsi="Arial"/>
@@ -1835,7 +1835,7 @@
         </w:rPr>
         <w:t xml:space="preserve">). To view a copy of this license, visit </w:t>
       </w:r>
-      <w:hyperlink w:history="1" r:id="rIddo85nrd5jocbd4xcnei6d">
+      <w:hyperlink w:history="1" r:id="rIdilequywqahvejaez2h_ck">
         <w:r>
           <w:rPr>
             <w:rFonts w:ascii="Arial" w:cs="Arial" w:eastAsia="Arial" w:hAnsi="Arial"/>

--- a/data/outputs/v2/Biology/SS2.2_Plant_Transport/Biology_Plant_Transport_SummaryTable.docx
+++ b/data/outputs/v2/Biology/SS2.2_Plant_Transport/Biology_Plant_Transport_SummaryTable.docx
@@ -1795,7 +1795,7 @@
         </w:rPr>
         <w:t xml:space="preserve">© 2026 SeaVuria and ARES. This work is licensed under a </w:t>
       </w:r>
-      <w:hyperlink w:history="1" r:id="rIdoykdkxl903qrae8emg9qk">
+      <w:hyperlink w:history="1" r:id="rId7xupigzww31uu4cz1bqbg">
         <w:r>
           <w:rPr>
             <w:rFonts w:ascii="Arial" w:cs="Arial" w:eastAsia="Arial" w:hAnsi="Arial"/>
@@ -1815,7 +1815,7 @@
         </w:rPr>
         <w:t xml:space="preserve"> (</w:t>
       </w:r>
-      <w:hyperlink w:history="1" r:id="rIdogwc0odxqdm78oqq-5y5a">
+      <w:hyperlink w:history="1" r:id="rId55qkmzfq8igjqmjh1e262">
         <w:r>
           <w:rPr>
             <w:rFonts w:ascii="Arial" w:cs="Arial" w:eastAsia="Arial" w:hAnsi="Arial"/>
@@ -1835,7 +1835,7 @@
         </w:rPr>
         <w:t xml:space="preserve">). To view a copy of this license, visit </w:t>
       </w:r>
-      <w:hyperlink w:history="1" r:id="rIdilequywqahvejaez2h_ck">
+      <w:hyperlink w:history="1" r:id="rIdobsobmkc92czw8um_x0ca">
         <w:r>
           <w:rPr>
             <w:rFonts w:ascii="Arial" w:cs="Arial" w:eastAsia="Arial" w:hAnsi="Arial"/>

--- a/data/outputs/v2/Biology/SS2.2_Plant_Transport/Biology_Plant_Transport_SummaryTable.docx
+++ b/data/outputs/v2/Biology/SS2.2_Plant_Transport/Biology_Plant_Transport_SummaryTable.docx
@@ -4,6 +4,7 @@
   <w:body>
     <w:p>
       <w:pPr>
+        <w:keepNext w:val="false"/>
         <w:spacing w:after="30" w:before="0"/>
         <w:jc w:val="center"/>
       </w:pPr>
@@ -23,6 +24,7 @@
     </w:p>
     <w:p>
       <w:pPr>
+        <w:keepNext w:val="false"/>
         <w:spacing w:after="60" w:before="0"/>
         <w:jc w:val="center"/>
       </w:pPr>
@@ -81,6 +83,7 @@
           </w:tcPr>
           <w:p>
             <w:pPr>
+              <w:keepNext w:val="false"/>
               <w:spacing w:after="40" w:before="0"/>
               <w:jc w:val="center"/>
             </w:pPr>
@@ -115,6 +118,7 @@
           </w:tcPr>
           <w:p>
             <w:pPr>
+              <w:keepNext w:val="false"/>
               <w:spacing w:after="40" w:before="0"/>
               <w:jc w:val="left"/>
             </w:pPr>
@@ -147,6 +151,7 @@
           </w:tcPr>
           <w:p>
             <w:pPr>
+              <w:keepNext w:val="false"/>
               <w:spacing w:after="40" w:before="0"/>
               <w:jc w:val="left"/>
             </w:pPr>
@@ -181,6 +186,7 @@
           </w:tcPr>
           <w:p>
             <w:pPr>
+              <w:keepNext w:val="false"/>
               <w:spacing w:after="40" w:before="0"/>
               <w:jc w:val="left"/>
             </w:pPr>
@@ -213,6 +219,7 @@
           </w:tcPr>
           <w:p>
             <w:pPr>
+              <w:keepNext w:val="false"/>
               <w:spacing w:after="40" w:before="0"/>
               <w:jc w:val="left"/>
             </w:pPr>
@@ -273,6 +280,7 @@
           </w:tcPr>
           <w:p>
             <w:pPr>
+              <w:keepNext w:val="false"/>
               <w:spacing w:after="40" w:before="0"/>
               <w:jc w:val="center"/>
             </w:pPr>
@@ -307,6 +315,7 @@
           </w:tcPr>
           <w:p>
             <w:pPr>
+              <w:keepNext w:val="false"/>
               <w:spacing w:after="40" w:before="0"/>
               <w:jc w:val="left"/>
             </w:pPr>
@@ -369,6 +378,7 @@
           </w:tcPr>
           <w:p>
             <w:pPr>
+              <w:keepNext w:val="false"/>
               <w:spacing w:after="40" w:before="0"/>
               <w:jc w:val="left"/>
             </w:pPr>
@@ -401,6 +411,7 @@
           </w:tcPr>
           <w:p>
             <w:pPr>
+              <w:keepNext w:val="false"/>
               <w:spacing w:after="40" w:before="0"/>
               <w:jc w:val="left"/>
             </w:pPr>
@@ -433,6 +444,7 @@
           </w:tcPr>
           <w:p>
             <w:pPr>
+              <w:keepNext w:val="false"/>
               <w:spacing w:after="40" w:before="0"/>
               <w:jc w:val="left"/>
             </w:pPr>
@@ -465,6 +477,7 @@
           </w:tcPr>
           <w:p>
             <w:pPr>
+              <w:keepNext w:val="false"/>
               <w:spacing w:after="40" w:before="0"/>
               <w:jc w:val="left"/>
             </w:pPr>
@@ -499,6 +512,7 @@
           </w:tcPr>
           <w:p>
             <w:pPr>
+              <w:keepNext w:val="false"/>
               <w:spacing w:after="40" w:before="0"/>
               <w:jc w:val="left"/>
             </w:pPr>
@@ -518,6 +532,7 @@
           </w:p>
           <w:p>
             <w:pPr>
+              <w:keepNext w:val="false"/>
               <w:spacing w:after="40" w:before="0"/>
               <w:jc w:val="left"/>
             </w:pPr>
@@ -550,6 +565,7 @@
           </w:tcPr>
           <w:p>
             <w:pPr>
+              <w:keepNext w:val="false"/>
               <w:spacing w:after="40" w:before="0"/>
               <w:jc w:val="left"/>
             </w:pPr>
@@ -582,6 +598,7 @@
           </w:tcPr>
           <w:p>
             <w:pPr>
+              <w:keepNext w:val="false"/>
               <w:spacing w:after="40" w:before="0"/>
               <w:jc w:val="left"/>
             </w:pPr>
@@ -614,6 +631,7 @@
           </w:tcPr>
           <w:p>
             <w:pPr>
+              <w:keepNext w:val="false"/>
               <w:spacing w:after="40" w:before="0"/>
               <w:jc w:val="left"/>
             </w:pPr>
@@ -648,6 +666,7 @@
           </w:tcPr>
           <w:p>
             <w:pPr>
+              <w:keepNext w:val="false"/>
               <w:spacing w:after="40" w:before="0"/>
               <w:jc w:val="left"/>
             </w:pPr>
@@ -667,6 +686,7 @@
           </w:p>
           <w:p>
             <w:pPr>
+              <w:keepNext w:val="false"/>
               <w:spacing w:after="40" w:before="0"/>
               <w:jc w:val="left"/>
             </w:pPr>
@@ -699,6 +719,7 @@
           </w:tcPr>
           <w:p>
             <w:pPr>
+              <w:keepNext w:val="false"/>
               <w:spacing w:after="40" w:before="0"/>
               <w:jc w:val="left"/>
             </w:pPr>
@@ -731,6 +752,7 @@
           </w:tcPr>
           <w:p>
             <w:pPr>
+              <w:keepNext w:val="false"/>
               <w:spacing w:after="40" w:before="0"/>
               <w:jc w:val="left"/>
             </w:pPr>
@@ -763,6 +785,7 @@
           </w:tcPr>
           <w:p>
             <w:pPr>
+              <w:keepNext w:val="false"/>
               <w:spacing w:after="40" w:before="0"/>
               <w:jc w:val="left"/>
             </w:pPr>
@@ -797,6 +820,7 @@
           </w:tcPr>
           <w:p>
             <w:pPr>
+              <w:keepNext w:val="false"/>
               <w:spacing w:after="40" w:before="0"/>
               <w:jc w:val="left"/>
             </w:pPr>
@@ -816,6 +840,7 @@
           </w:p>
           <w:p>
             <w:pPr>
+              <w:keepNext w:val="false"/>
               <w:spacing w:after="40" w:before="0"/>
               <w:jc w:val="left"/>
             </w:pPr>
@@ -848,6 +873,7 @@
           </w:tcPr>
           <w:p>
             <w:pPr>
+              <w:keepNext w:val="false"/>
               <w:spacing w:after="40" w:before="0"/>
               <w:jc w:val="left"/>
             </w:pPr>
@@ -880,6 +906,7 @@
           </w:tcPr>
           <w:p>
             <w:pPr>
+              <w:keepNext w:val="false"/>
               <w:spacing w:after="40" w:before="0"/>
               <w:jc w:val="left"/>
             </w:pPr>
@@ -912,6 +939,7 @@
           </w:tcPr>
           <w:p>
             <w:pPr>
+              <w:keepNext w:val="false"/>
               <w:spacing w:after="40" w:before="0"/>
               <w:jc w:val="left"/>
             </w:pPr>
@@ -946,6 +974,7 @@
           </w:tcPr>
           <w:p>
             <w:pPr>
+              <w:keepNext w:val="false"/>
               <w:spacing w:after="40" w:before="0"/>
               <w:jc w:val="left"/>
             </w:pPr>
@@ -965,6 +994,7 @@
           </w:p>
           <w:p>
             <w:pPr>
+              <w:keepNext w:val="false"/>
               <w:spacing w:after="40" w:before="0"/>
               <w:jc w:val="left"/>
             </w:pPr>
@@ -997,6 +1027,7 @@
           </w:tcPr>
           <w:p>
             <w:pPr>
+              <w:keepNext w:val="false"/>
               <w:spacing w:after="40" w:before="0"/>
               <w:jc w:val="left"/>
             </w:pPr>
@@ -1029,6 +1060,7 @@
           </w:tcPr>
           <w:p>
             <w:pPr>
+              <w:keepNext w:val="false"/>
               <w:spacing w:after="40" w:before="0"/>
               <w:jc w:val="left"/>
             </w:pPr>
@@ -1061,6 +1093,7 @@
           </w:tcPr>
           <w:p>
             <w:pPr>
+              <w:keepNext w:val="false"/>
               <w:spacing w:after="40" w:before="0"/>
               <w:jc w:val="left"/>
             </w:pPr>
@@ -1095,6 +1128,7 @@
           </w:tcPr>
           <w:p>
             <w:pPr>
+              <w:keepNext w:val="false"/>
               <w:spacing w:after="40" w:before="0"/>
               <w:jc w:val="left"/>
             </w:pPr>
@@ -1114,6 +1148,7 @@
           </w:p>
           <w:p>
             <w:pPr>
+              <w:keepNext w:val="false"/>
               <w:spacing w:after="40" w:before="0"/>
               <w:jc w:val="left"/>
             </w:pPr>
@@ -1146,6 +1181,7 @@
           </w:tcPr>
           <w:p>
             <w:pPr>
+              <w:keepNext w:val="false"/>
               <w:spacing w:after="40" w:before="0"/>
               <w:jc w:val="left"/>
             </w:pPr>
@@ -1178,6 +1214,7 @@
           </w:tcPr>
           <w:p>
             <w:pPr>
+              <w:keepNext w:val="false"/>
               <w:spacing w:after="40" w:before="0"/>
               <w:jc w:val="left"/>
             </w:pPr>
@@ -1210,6 +1247,7 @@
           </w:tcPr>
           <w:p>
             <w:pPr>
+              <w:keepNext w:val="false"/>
               <w:spacing w:after="40" w:before="0"/>
               <w:jc w:val="left"/>
             </w:pPr>
@@ -1244,6 +1282,7 @@
           </w:tcPr>
           <w:p>
             <w:pPr>
+              <w:keepNext w:val="false"/>
               <w:spacing w:after="40" w:before="0"/>
               <w:jc w:val="left"/>
             </w:pPr>
@@ -1263,6 +1302,7 @@
           </w:p>
           <w:p>
             <w:pPr>
+              <w:keepNext w:val="false"/>
               <w:spacing w:after="40" w:before="0"/>
               <w:jc w:val="left"/>
             </w:pPr>
@@ -1295,6 +1335,7 @@
           </w:tcPr>
           <w:p>
             <w:pPr>
+              <w:keepNext w:val="false"/>
               <w:spacing w:after="40" w:before="0"/>
               <w:jc w:val="left"/>
             </w:pPr>
@@ -1327,6 +1368,7 @@
           </w:tcPr>
           <w:p>
             <w:pPr>
+              <w:keepNext w:val="false"/>
               <w:spacing w:after="40" w:before="0"/>
               <w:jc w:val="left"/>
             </w:pPr>
@@ -1359,6 +1401,7 @@
           </w:tcPr>
           <w:p>
             <w:pPr>
+              <w:keepNext w:val="false"/>
               <w:spacing w:after="40" w:before="0"/>
               <w:jc w:val="left"/>
             </w:pPr>
@@ -1393,6 +1436,7 @@
           </w:tcPr>
           <w:p>
             <w:pPr>
+              <w:keepNext w:val="false"/>
               <w:spacing w:after="40" w:before="0"/>
               <w:jc w:val="left"/>
             </w:pPr>
@@ -1412,6 +1456,7 @@
           </w:p>
           <w:p>
             <w:pPr>
+              <w:keepNext w:val="false"/>
               <w:spacing w:after="40" w:before="0"/>
               <w:jc w:val="left"/>
             </w:pPr>
@@ -1444,6 +1489,7 @@
           </w:tcPr>
           <w:p>
             <w:pPr>
+              <w:keepNext w:val="false"/>
               <w:spacing w:after="40" w:before="0"/>
               <w:jc w:val="left"/>
             </w:pPr>
@@ -1476,6 +1522,7 @@
           </w:tcPr>
           <w:p>
             <w:pPr>
+              <w:keepNext w:val="false"/>
               <w:spacing w:after="40" w:before="0"/>
               <w:jc w:val="left"/>
             </w:pPr>
@@ -1508,6 +1555,7 @@
           </w:tcPr>
           <w:p>
             <w:pPr>
+              <w:keepNext w:val="false"/>
               <w:spacing w:after="40" w:before="0"/>
               <w:jc w:val="left"/>
             </w:pPr>
@@ -1542,6 +1590,7 @@
           </w:tcPr>
           <w:p>
             <w:pPr>
+              <w:keepNext w:val="false"/>
               <w:spacing w:after="40" w:before="0"/>
               <w:jc w:val="left"/>
             </w:pPr>
@@ -1561,6 +1610,7 @@
           </w:p>
           <w:p>
             <w:pPr>
+              <w:keepNext w:val="false"/>
               <w:spacing w:after="40" w:before="0"/>
               <w:jc w:val="left"/>
             </w:pPr>
@@ -1593,6 +1643,7 @@
           </w:tcPr>
           <w:p>
             <w:pPr>
+              <w:keepNext w:val="false"/>
               <w:spacing w:after="40" w:before="0"/>
               <w:jc w:val="left"/>
             </w:pPr>
@@ -1625,6 +1676,7 @@
           </w:tcPr>
           <w:p>
             <w:pPr>
+              <w:keepNext w:val="false"/>
               <w:spacing w:after="40" w:before="0"/>
               <w:jc w:val="left"/>
             </w:pPr>
@@ -1657,6 +1709,7 @@
           </w:tcPr>
           <w:p>
             <w:pPr>
+              <w:keepNext w:val="false"/>
               <w:spacing w:after="40" w:before="0"/>
               <w:jc w:val="left"/>
             </w:pPr>
@@ -1795,7 +1848,7 @@
         </w:rPr>
         <w:t xml:space="preserve">© 2026 SeaVuria and ARES. This work is licensed under a </w:t>
       </w:r>
-      <w:hyperlink w:history="1" r:id="rId7xupigzww31uu4cz1bqbg">
+      <w:hyperlink w:history="1" r:id="rIdq-x3hngf4a-kl3myoefci">
         <w:r>
           <w:rPr>
             <w:rFonts w:ascii="Arial" w:cs="Arial" w:eastAsia="Arial" w:hAnsi="Arial"/>
@@ -1815,7 +1868,7 @@
         </w:rPr>
         <w:t xml:space="preserve"> (</w:t>
       </w:r>
-      <w:hyperlink w:history="1" r:id="rId55qkmzfq8igjqmjh1e262">
+      <w:hyperlink w:history="1" r:id="rIdsuhk7chllbbeqryjusnqm">
         <w:r>
           <w:rPr>
             <w:rFonts w:ascii="Arial" w:cs="Arial" w:eastAsia="Arial" w:hAnsi="Arial"/>
@@ -1835,7 +1888,7 @@
         </w:rPr>
         <w:t xml:space="preserve">). To view a copy of this license, visit </w:t>
       </w:r>
-      <w:hyperlink w:history="1" r:id="rIdobsobmkc92czw8um_x0ca">
+      <w:hyperlink w:history="1" r:id="rIdjk7n6t0gar4_m4cljgovd">
         <w:r>
           <w:rPr>
             <w:rFonts w:ascii="Arial" w:cs="Arial" w:eastAsia="Arial" w:hAnsi="Arial"/>

--- a/data/outputs/v2/Biology/SS2.2_Plant_Transport/Biology_Plant_Transport_SummaryTable.docx
+++ b/data/outputs/v2/Biology/SS2.2_Plant_Transport/Biology_Plant_Transport_SummaryTable.docx
@@ -1848,7 +1848,7 @@
         </w:rPr>
         <w:t xml:space="preserve">© 2026 SeaVuria and ARES. This work is licensed under a </w:t>
       </w:r>
-      <w:hyperlink w:history="1" r:id="rIdq-x3hngf4a-kl3myoefci">
+      <w:hyperlink w:history="1" r:id="rIdw9iscfnewgvvjlb6q_hmn">
         <w:r>
           <w:rPr>
             <w:rFonts w:ascii="Arial" w:cs="Arial" w:eastAsia="Arial" w:hAnsi="Arial"/>
@@ -1868,7 +1868,7 @@
         </w:rPr>
         <w:t xml:space="preserve"> (</w:t>
       </w:r>
-      <w:hyperlink w:history="1" r:id="rIdsuhk7chllbbeqryjusnqm">
+      <w:hyperlink w:history="1" r:id="rId1jrrsiqh8vs3wnc-dr-8f">
         <w:r>
           <w:rPr>
             <w:rFonts w:ascii="Arial" w:cs="Arial" w:eastAsia="Arial" w:hAnsi="Arial"/>
@@ -1888,7 +1888,7 @@
         </w:rPr>
         <w:t xml:space="preserve">). To view a copy of this license, visit </w:t>
       </w:r>
-      <w:hyperlink w:history="1" r:id="rIdjk7n6t0gar4_m4cljgovd">
+      <w:hyperlink w:history="1" r:id="rIdk2pgct0nhpdxwwqtleyil">
         <w:r>
           <w:rPr>
             <w:rFonts w:ascii="Arial" w:cs="Arial" w:eastAsia="Arial" w:hAnsi="Arial"/>
